--- a/Tasks/6.4HD/documents/Final Report.docx
+++ b/Tasks/6.4HD/documents/Final Report.docx
@@ -813,7 +813,15 @@
         <w:t xml:space="preserve">. Research indicates that properly tuned autoscaling policies can reduce infrastructure costs by 30-50% while maintaining performance SLAs </w:t>
       </w:r>
       <w:r>
-        <w:t>(Pilyai et al, 2023)</w:t>
+        <w:t>(</w:t>
+      </w:r>
+      <w:proofErr w:type="spellStart"/>
+      <w:r>
+        <w:t>Pilyai</w:t>
+      </w:r>
+      <w:proofErr w:type="spellEnd"/>
+      <w:r>
+        <w:t xml:space="preserve"> et al, 2023)</w:t>
       </w:r>
     </w:p>
     <w:p/>
@@ -923,10 +931,34 @@
     </w:p>
     <w:p>
       <w:r>
-        <w:t>Specialized time-series databases such as InfluxDB and TimescaleDB are purpose-built for high-ingest telemetry and analytical queries over time windows; vendor and community benchmarks commonly use suites like TSBS to compare write throughput and query latency across these systems</w:t>
-      </w:r>
-      <w:r>
-        <w:t xml:space="preserve"> (influxdata, 2025)</w:t>
+        <w:t xml:space="preserve">Specialized time-series databases such as </w:t>
+      </w:r>
+      <w:proofErr w:type="spellStart"/>
+      <w:r>
+        <w:t>InfluxDB</w:t>
+      </w:r>
+      <w:proofErr w:type="spellEnd"/>
+      <w:r>
+        <w:t xml:space="preserve"> and </w:t>
+      </w:r>
+      <w:proofErr w:type="spellStart"/>
+      <w:r>
+        <w:t>TimescaleDB</w:t>
+      </w:r>
+      <w:proofErr w:type="spellEnd"/>
+      <w:r>
+        <w:t xml:space="preserve"> are purpose-built for high-ingest telemetry and analytical queries over time windows; vendor and community benchmarks commonly use suites like TSBS to compare write throughput and query latency across these systems</w:t>
+      </w:r>
+      <w:r>
+        <w:t xml:space="preserve"> (</w:t>
+      </w:r>
+      <w:proofErr w:type="spellStart"/>
+      <w:r>
+        <w:t>influxdata</w:t>
+      </w:r>
+      <w:proofErr w:type="spellEnd"/>
+      <w:r>
+        <w:t>, 2025)</w:t>
       </w:r>
       <w:r>
         <w:t>.</w:t>
@@ -1118,7 +1150,15 @@
         </w:numPr>
       </w:pPr>
       <w:r>
-        <w:t>Data Flow: AWS IoT Core (MQTT) → Sensor Data Service → MongoDB (`sensorreadings` collection)</w:t>
+        <w:t>Data Flow: AWS IoT Core (MQTT) → Sensor Data Service → MongoDB (`</w:t>
+      </w:r>
+      <w:proofErr w:type="spellStart"/>
+      <w:r>
+        <w:t>sensorreadings</w:t>
+      </w:r>
+      <w:proofErr w:type="spellEnd"/>
+      <w:r>
+        <w:t>` collection)</w:t>
       </w:r>
     </w:p>
     <w:p>
@@ -1441,8 +1481,20 @@
           <w:iCs/>
           <w:u w:val="single"/>
         </w:rPr>
-        <w:t>2.1 - sensorreadings</w:t>
-      </w:r>
+        <w:t xml:space="preserve">2.1 - </w:t>
+      </w:r>
+      <w:proofErr w:type="spellStart"/>
+      <w:r>
+        <w:rPr>
+          <w:b/>
+          <w:bCs/>
+          <w:i/>
+          <w:iCs/>
+          <w:u w:val="single"/>
+        </w:rPr>
+        <w:t>sensorreadings</w:t>
+      </w:r>
+      <w:proofErr w:type="spellEnd"/>
     </w:p>
     <w:p>
       <w:pPr>
@@ -1453,7 +1505,47 @@
         </w:numPr>
       </w:pPr>
       <w:r>
-        <w:t>Fields: `deviceId`, `deviceType`, `floor`, `room`, `lightId`, `light_intensity`, `motion_detected`, `timestamp`</w:t>
+        <w:t>Fields: `</w:t>
+      </w:r>
+      <w:proofErr w:type="spellStart"/>
+      <w:r>
+        <w:t>deviceId</w:t>
+      </w:r>
+      <w:proofErr w:type="spellEnd"/>
+      <w:r>
+        <w:t>`, `</w:t>
+      </w:r>
+      <w:proofErr w:type="spellStart"/>
+      <w:r>
+        <w:t>deviceType</w:t>
+      </w:r>
+      <w:proofErr w:type="spellEnd"/>
+      <w:r>
+        <w:t>`, `floor`, `room`, `</w:t>
+      </w:r>
+      <w:proofErr w:type="spellStart"/>
+      <w:r>
+        <w:t>lightId</w:t>
+      </w:r>
+      <w:proofErr w:type="spellEnd"/>
+      <w:r>
+        <w:t>`, `</w:t>
+      </w:r>
+      <w:proofErr w:type="spellStart"/>
+      <w:r>
+        <w:t>light_intensity</w:t>
+      </w:r>
+      <w:proofErr w:type="spellEnd"/>
+      <w:r>
+        <w:t>`, `</w:t>
+      </w:r>
+      <w:proofErr w:type="spellStart"/>
+      <w:r>
+        <w:t>motion_detected</w:t>
+      </w:r>
+      <w:proofErr w:type="spellEnd"/>
+      <w:r>
+        <w:t>`, `timestamp`</w:t>
       </w:r>
     </w:p>
     <w:p>
@@ -1465,7 +1557,15 @@
         </w:numPr>
       </w:pPr>
       <w:r>
-        <w:t>Indexes: `{deviceId: 1, timestamp: -1}`, `{floor: 1, room: 1, timestamp: -1}`</w:t>
+        <w:t>Indexes: `{</w:t>
+      </w:r>
+      <w:proofErr w:type="spellStart"/>
+      <w:r>
+        <w:t>deviceId</w:t>
+      </w:r>
+      <w:proofErr w:type="spellEnd"/>
+      <w:r>
+        <w:t>: 1, timestamp: -1}`, `{floor: 1, room: 1, timestamp: -1}`</w:t>
       </w:r>
     </w:p>
     <w:p>
@@ -1486,8 +1586,20 @@
           <w:iCs/>
           <w:u w:val="single"/>
         </w:rPr>
-        <w:t>2.2 - lightcommands</w:t>
-      </w:r>
+        <w:t xml:space="preserve">2.2 - </w:t>
+      </w:r>
+      <w:proofErr w:type="spellStart"/>
+      <w:r>
+        <w:rPr>
+          <w:b/>
+          <w:bCs/>
+          <w:i/>
+          <w:iCs/>
+          <w:u w:val="single"/>
+        </w:rPr>
+        <w:t>lightcommands</w:t>
+      </w:r>
+      <w:proofErr w:type="spellEnd"/>
     </w:p>
     <w:p>
       <w:pPr>
@@ -1498,7 +1610,47 @@
         </w:numPr>
       </w:pPr>
       <w:r>
-        <w:t>Fields: `lightId`, `deviceId`, `command`, `reason`, `previousState`, `newState`, `stateChanged`, `timestamp`</w:t>
+        <w:t>Fields: `</w:t>
+      </w:r>
+      <w:proofErr w:type="spellStart"/>
+      <w:r>
+        <w:t>lightId</w:t>
+      </w:r>
+      <w:proofErr w:type="spellEnd"/>
+      <w:r>
+        <w:t>`, `</w:t>
+      </w:r>
+      <w:proofErr w:type="spellStart"/>
+      <w:r>
+        <w:t>deviceId</w:t>
+      </w:r>
+      <w:proofErr w:type="spellEnd"/>
+      <w:r>
+        <w:t>`, `command`, `reason`, `</w:t>
+      </w:r>
+      <w:proofErr w:type="spellStart"/>
+      <w:r>
+        <w:t>previousState</w:t>
+      </w:r>
+      <w:proofErr w:type="spellEnd"/>
+      <w:r>
+        <w:t>`, `</w:t>
+      </w:r>
+      <w:proofErr w:type="spellStart"/>
+      <w:r>
+        <w:t>newState</w:t>
+      </w:r>
+      <w:proofErr w:type="spellEnd"/>
+      <w:r>
+        <w:t>`, `</w:t>
+      </w:r>
+      <w:proofErr w:type="spellStart"/>
+      <w:r>
+        <w:t>stateChanged</w:t>
+      </w:r>
+      <w:proofErr w:type="spellEnd"/>
+      <w:r>
+        <w:t>`, `timestamp`</w:t>
       </w:r>
     </w:p>
     <w:p>
@@ -1532,8 +1684,20 @@
           <w:iCs/>
           <w:u w:val="single"/>
         </w:rPr>
-        <w:t>2.3 - lightstates</w:t>
-      </w:r>
+        <w:t xml:space="preserve">2.3 - </w:t>
+      </w:r>
+      <w:proofErr w:type="spellStart"/>
+      <w:r>
+        <w:rPr>
+          <w:b/>
+          <w:bCs/>
+          <w:i/>
+          <w:iCs/>
+          <w:u w:val="single"/>
+        </w:rPr>
+        <w:t>lightstates</w:t>
+      </w:r>
+      <w:proofErr w:type="spellEnd"/>
     </w:p>
     <w:p>
       <w:pPr>
@@ -1544,7 +1708,55 @@
         </w:numPr>
       </w:pPr>
       <w:r>
-        <w:t>Fields: `lightId`, `deviceId`, `desiredState`, `lastMotionDetected`, `lastLightIntensity`, `reason`, `updatedAt`</w:t>
+        <w:t>Fields: `</w:t>
+      </w:r>
+      <w:proofErr w:type="spellStart"/>
+      <w:r>
+        <w:t>lightId</w:t>
+      </w:r>
+      <w:proofErr w:type="spellEnd"/>
+      <w:r>
+        <w:t>`, `</w:t>
+      </w:r>
+      <w:proofErr w:type="spellStart"/>
+      <w:r>
+        <w:t>deviceId</w:t>
+      </w:r>
+      <w:proofErr w:type="spellEnd"/>
+      <w:r>
+        <w:t>`, `</w:t>
+      </w:r>
+      <w:proofErr w:type="spellStart"/>
+      <w:r>
+        <w:t>desiredState</w:t>
+      </w:r>
+      <w:proofErr w:type="spellEnd"/>
+      <w:r>
+        <w:t>`, `</w:t>
+      </w:r>
+      <w:proofErr w:type="spellStart"/>
+      <w:r>
+        <w:t>lastMotionDetected</w:t>
+      </w:r>
+      <w:proofErr w:type="spellEnd"/>
+      <w:r>
+        <w:t>`, `</w:t>
+      </w:r>
+      <w:proofErr w:type="spellStart"/>
+      <w:r>
+        <w:t>lastLightIntensity</w:t>
+      </w:r>
+      <w:proofErr w:type="spellEnd"/>
+      <w:r>
+        <w:t>`, `reason`, `</w:t>
+      </w:r>
+      <w:proofErr w:type="spellStart"/>
+      <w:r>
+        <w:t>updatedAt</w:t>
+      </w:r>
+      <w:proofErr w:type="spellEnd"/>
+      <w:r>
+        <w:t>`</w:t>
       </w:r>
     </w:p>
     <w:p>
@@ -1642,8 +1854,13 @@
         <w:ind w:left="720"/>
       </w:pPr>
       <w:r>
-        <w:t>// dockerfile</w:t>
-      </w:r>
+        <w:t xml:space="preserve">// </w:t>
+      </w:r>
+      <w:proofErr w:type="spellStart"/>
+      <w:r>
+        <w:t>dockerfile</w:t>
+      </w:r>
+      <w:proofErr w:type="spellEnd"/>
     </w:p>
     <w:p>
       <w:pPr>
@@ -1684,7 +1901,15 @@
         <w:ind w:left="720"/>
       </w:pPr>
       <w:r>
-        <w:t>COPY package*.json ./</w:t>
+        <w:t>COPY package*.</w:t>
+      </w:r>
+      <w:proofErr w:type="spellStart"/>
+      <w:r>
+        <w:t>json</w:t>
+      </w:r>
+      <w:proofErr w:type="spellEnd"/>
+      <w:r>
+        <w:t xml:space="preserve"> ./</w:t>
       </w:r>
     </w:p>
     <w:p>
@@ -1698,7 +1923,15 @@
         <w:ind w:left="720"/>
       </w:pPr>
       <w:r>
-        <w:t>RUN npm install --production</w:t>
+        <w:t xml:space="preserve">RUN </w:t>
+      </w:r>
+      <w:proofErr w:type="spellStart"/>
+      <w:r>
+        <w:t>npm</w:t>
+      </w:r>
+      <w:proofErr w:type="spellEnd"/>
+      <w:r>
+        <w:t xml:space="preserve"> install --production</w:t>
       </w:r>
     </w:p>
     <w:p>
@@ -1872,8 +2105,13 @@
         <w:ind w:left="720"/>
       </w:pPr>
       <w:r>
-        <w:t xml:space="preserve">      - ./certificates:/app/certificates:ro</w:t>
-      </w:r>
+        <w:t xml:space="preserve">      - ./certificates:/app/</w:t>
+      </w:r>
+      <w:proofErr w:type="spellStart"/>
+      <w:r>
+        <w:t>certificates:ro</w:t>
+      </w:r>
+      <w:proofErr w:type="spellEnd"/>
     </w:p>
     <w:p/>
     <w:p>
@@ -1907,8 +2145,13 @@
         </w:pBdr>
         <w:ind w:left="720"/>
       </w:pPr>
-      <w:r>
-        <w:t>apiVersion: apps/v1</w:t>
+      <w:proofErr w:type="spellStart"/>
+      <w:r>
+        <w:t>apiVersion</w:t>
+      </w:r>
+      <w:proofErr w:type="spellEnd"/>
+      <w:r>
+        <w:t>: apps/v1</w:t>
       </w:r>
     </w:p>
     <w:p>
@@ -2006,7 +2249,15 @@
         <w:ind w:left="720"/>
       </w:pPr>
       <w:r>
-        <w:t xml:space="preserve">    matchLabels:</w:t>
+        <w:t xml:space="preserve">    </w:t>
+      </w:r>
+      <w:proofErr w:type="spellStart"/>
+      <w:r>
+        <w:t>matchLabels</w:t>
+      </w:r>
+      <w:proofErr w:type="spellEnd"/>
+      <w:r>
+        <w:t>:</w:t>
       </w:r>
     </w:p>
     <w:p>
@@ -2091,8 +2342,13 @@
         <w:ind w:left="720"/>
       </w:pPr>
       <w:r>
-        <w:t xml:space="preserve">        image: iot-sensor-data-service:latest</w:t>
-      </w:r>
+        <w:t xml:space="preserve">        image: </w:t>
+      </w:r>
+      <w:proofErr w:type="spellStart"/>
+      <w:r>
+        <w:t>iot-sensor-data-service:latest</w:t>
+      </w:r>
+      <w:proofErr w:type="spellEnd"/>
     </w:p>
     <w:p>
       <w:pPr>
@@ -2147,7 +2403,15 @@
         <w:ind w:left="720"/>
       </w:pPr>
       <w:r>
-        <w:t xml:space="preserve">            cpu: "200m"</w:t>
+        <w:t xml:space="preserve">            </w:t>
+      </w:r>
+      <w:proofErr w:type="spellStart"/>
+      <w:r>
+        <w:t>cpu</w:t>
+      </w:r>
+      <w:proofErr w:type="spellEnd"/>
+      <w:r>
+        <w:t>: "200m"</w:t>
       </w:r>
     </w:p>
     <w:p>
@@ -2189,7 +2453,15 @@
         <w:ind w:left="720"/>
       </w:pPr>
       <w:r>
-        <w:t xml:space="preserve">            cpu: "1000m"</w:t>
+        <w:t xml:space="preserve">            </w:t>
+      </w:r>
+      <w:proofErr w:type="spellStart"/>
+      <w:r>
+        <w:t>cpu</w:t>
+      </w:r>
+      <w:proofErr w:type="spellEnd"/>
+      <w:r>
+        <w:t>: "1000m"</w:t>
       </w:r>
     </w:p>
     <w:p>
@@ -2203,7 +2475,15 @@
         <w:ind w:left="720"/>
       </w:pPr>
       <w:r>
-        <w:t xml:space="preserve">        volumeMounts:</w:t>
+        <w:t xml:space="preserve">        </w:t>
+      </w:r>
+      <w:proofErr w:type="spellStart"/>
+      <w:r>
+        <w:t>volumeMounts</w:t>
+      </w:r>
+      <w:proofErr w:type="spellEnd"/>
+      <w:r>
+        <w:t>:</w:t>
       </w:r>
     </w:p>
     <w:p>
@@ -2217,7 +2497,23 @@
         <w:ind w:left="720"/>
       </w:pPr>
       <w:r>
-        <w:t xml:space="preserve">        - name: aws-iot-certs</w:t>
+        <w:t xml:space="preserve">        - name: </w:t>
+      </w:r>
+      <w:proofErr w:type="spellStart"/>
+      <w:r>
+        <w:t>aws</w:t>
+      </w:r>
+      <w:proofErr w:type="spellEnd"/>
+      <w:r>
+        <w:t>-</w:t>
+      </w:r>
+      <w:proofErr w:type="spellStart"/>
+      <w:r>
+        <w:t>iot</w:t>
+      </w:r>
+      <w:proofErr w:type="spellEnd"/>
+      <w:r>
+        <w:t>-certs</w:t>
       </w:r>
     </w:p>
     <w:p>
@@ -2231,7 +2527,15 @@
         <w:ind w:left="720"/>
       </w:pPr>
       <w:r>
-        <w:t xml:space="preserve">          mountPath: /certs</w:t>
+        <w:t xml:space="preserve">          </w:t>
+      </w:r>
+      <w:proofErr w:type="spellStart"/>
+      <w:r>
+        <w:t>mountPath</w:t>
+      </w:r>
+      <w:proofErr w:type="spellEnd"/>
+      <w:r>
+        <w:t>: /certs</w:t>
       </w:r>
     </w:p>
     <w:p>
@@ -2245,7 +2549,15 @@
         <w:ind w:left="720"/>
       </w:pPr>
       <w:r>
-        <w:t xml:space="preserve">          readOnly: true</w:t>
+        <w:t xml:space="preserve">          </w:t>
+      </w:r>
+      <w:proofErr w:type="spellStart"/>
+      <w:r>
+        <w:t>readOnly</w:t>
+      </w:r>
+      <w:proofErr w:type="spellEnd"/>
+      <w:r>
+        <w:t>: true</w:t>
       </w:r>
     </w:p>
     <w:p>
@@ -2273,7 +2585,23 @@
         <w:ind w:left="720"/>
       </w:pPr>
       <w:r>
-        <w:t xml:space="preserve">      - name: aws-iot-certs</w:t>
+        <w:t xml:space="preserve">      - name: </w:t>
+      </w:r>
+      <w:proofErr w:type="spellStart"/>
+      <w:r>
+        <w:t>aws</w:t>
+      </w:r>
+      <w:proofErr w:type="spellEnd"/>
+      <w:r>
+        <w:t>-</w:t>
+      </w:r>
+      <w:proofErr w:type="spellStart"/>
+      <w:r>
+        <w:t>iot</w:t>
+      </w:r>
+      <w:proofErr w:type="spellEnd"/>
+      <w:r>
+        <w:t>-certs</w:t>
       </w:r>
     </w:p>
     <w:p>
@@ -2301,7 +2629,31 @@
         <w:ind w:left="720"/>
       </w:pPr>
       <w:r>
-        <w:t xml:space="preserve">          secretName: aws-iot-certs</w:t>
+        <w:t xml:space="preserve">          </w:t>
+      </w:r>
+      <w:proofErr w:type="spellStart"/>
+      <w:r>
+        <w:t>secretName</w:t>
+      </w:r>
+      <w:proofErr w:type="spellEnd"/>
+      <w:r>
+        <w:t xml:space="preserve">: </w:t>
+      </w:r>
+      <w:proofErr w:type="spellStart"/>
+      <w:r>
+        <w:t>aws</w:t>
+      </w:r>
+      <w:proofErr w:type="spellEnd"/>
+      <w:r>
+        <w:t>-</w:t>
+      </w:r>
+      <w:proofErr w:type="spellStart"/>
+      <w:r>
+        <w:t>iot</w:t>
+      </w:r>
+      <w:proofErr w:type="spellEnd"/>
+      <w:r>
+        <w:t>-certs</w:t>
       </w:r>
     </w:p>
     <w:p>
@@ -2347,8 +2699,13 @@
           <w:tab w:val="left" w:pos="965"/>
         </w:tabs>
       </w:pPr>
-      <w:r>
-        <w:t>ConfigMaps: Environment-specific configuration (IoT endpoint, automation thresholds).</w:t>
+      <w:proofErr w:type="spellStart"/>
+      <w:r>
+        <w:t>ConfigMaps</w:t>
+      </w:r>
+      <w:proofErr w:type="spellEnd"/>
+      <w:r>
+        <w:t>: Environment-specific configuration (IoT endpoint, automation thresholds).</w:t>
       </w:r>
     </w:p>
     <w:p>
@@ -2405,8 +2762,13 @@
         </w:tabs>
         <w:ind w:left="720"/>
       </w:pPr>
-      <w:r>
-        <w:t>apiVersion: v1</w:t>
+      <w:proofErr w:type="spellStart"/>
+      <w:r>
+        <w:t>apiVersion</w:t>
+      </w:r>
+      <w:proofErr w:type="spellEnd"/>
+      <w:r>
+        <w:t>: v1</w:t>
       </w:r>
     </w:p>
     <w:p>
@@ -2559,7 +2921,15 @@
         <w:ind w:left="720"/>
       </w:pPr>
       <w:r>
-        <w:t xml:space="preserve">    targetPort: 3002</w:t>
+        <w:t xml:space="preserve">    </w:t>
+      </w:r>
+      <w:proofErr w:type="spellStart"/>
+      <w:r>
+        <w:t>targetPort</w:t>
+      </w:r>
+      <w:proofErr w:type="spellEnd"/>
+      <w:r>
+        <w:t>: 3002</w:t>
       </w:r>
     </w:p>
     <w:p>
@@ -3181,8 +3551,13 @@
         </w:tabs>
         <w:ind w:left="720"/>
       </w:pPr>
-      <w:r>
-        <w:t>apiVersion: autoscaling/v2</w:t>
+      <w:proofErr w:type="spellStart"/>
+      <w:r>
+        <w:t>apiVersion</w:t>
+      </w:r>
+      <w:proofErr w:type="spellEnd"/>
+      <w:r>
+        <w:t>: autoscaling/v2</w:t>
       </w:r>
     </w:p>
     <w:p>
@@ -3199,8 +3574,13 @@
         <w:ind w:left="720"/>
       </w:pPr>
       <w:r>
-        <w:t>kind: HorizontalPodAutoscaler</w:t>
-      </w:r>
+        <w:t xml:space="preserve">kind: </w:t>
+      </w:r>
+      <w:proofErr w:type="spellStart"/>
+      <w:r>
+        <w:t>HorizontalPodAutoscaler</w:t>
+      </w:r>
+      <w:proofErr w:type="spellEnd"/>
     </w:p>
     <w:p>
       <w:pPr>
@@ -3233,8 +3613,13 @@
         <w:ind w:left="720"/>
       </w:pPr>
       <w:r>
-        <w:t xml:space="preserve">  name: automation-service-hpa</w:t>
-      </w:r>
+        <w:t xml:space="preserve">  name: automation-service-</w:t>
+      </w:r>
+      <w:proofErr w:type="spellStart"/>
+      <w:r>
+        <w:t>hpa</w:t>
+      </w:r>
+      <w:proofErr w:type="spellEnd"/>
     </w:p>
     <w:p>
       <w:pPr>
@@ -3267,7 +3652,15 @@
         <w:ind w:left="720"/>
       </w:pPr>
       <w:r>
-        <w:t xml:space="preserve">  scaleTargetRef:</w:t>
+        <w:t xml:space="preserve">  </w:t>
+      </w:r>
+      <w:proofErr w:type="spellStart"/>
+      <w:r>
+        <w:t>scaleTargetRef</w:t>
+      </w:r>
+      <w:proofErr w:type="spellEnd"/>
+      <w:r>
+        <w:t>:</w:t>
       </w:r>
     </w:p>
     <w:p>
@@ -3284,7 +3677,15 @@
         <w:ind w:left="720"/>
       </w:pPr>
       <w:r>
-        <w:t xml:space="preserve">    apiVersion: apps/v1</w:t>
+        <w:t xml:space="preserve">    </w:t>
+      </w:r>
+      <w:proofErr w:type="spellStart"/>
+      <w:r>
+        <w:t>apiVersion</w:t>
+      </w:r>
+      <w:proofErr w:type="spellEnd"/>
+      <w:r>
+        <w:t>: apps/v1</w:t>
       </w:r>
     </w:p>
     <w:p>
@@ -3335,7 +3736,15 @@
         <w:ind w:left="720"/>
       </w:pPr>
       <w:r>
-        <w:t xml:space="preserve">  minReplicas: 2</w:t>
+        <w:t xml:space="preserve">  </w:t>
+      </w:r>
+      <w:proofErr w:type="spellStart"/>
+      <w:r>
+        <w:t>minReplicas</w:t>
+      </w:r>
+      <w:proofErr w:type="spellEnd"/>
+      <w:r>
+        <w:t>: 2</w:t>
       </w:r>
     </w:p>
     <w:p>
@@ -3352,7 +3761,15 @@
         <w:ind w:left="720"/>
       </w:pPr>
       <w:r>
-        <w:t xml:space="preserve">  maxReplicas: 10</w:t>
+        <w:t xml:space="preserve">  </w:t>
+      </w:r>
+      <w:proofErr w:type="spellStart"/>
+      <w:r>
+        <w:t>maxReplicas</w:t>
+      </w:r>
+      <w:proofErr w:type="spellEnd"/>
+      <w:r>
+        <w:t>: 10</w:t>
       </w:r>
     </w:p>
     <w:p>
@@ -3421,8 +3838,13 @@
         <w:ind w:left="720"/>
       </w:pPr>
       <w:r>
-        <w:t xml:space="preserve">      name: cpu</w:t>
-      </w:r>
+        <w:t xml:space="preserve">      name: </w:t>
+      </w:r>
+      <w:proofErr w:type="spellStart"/>
+      <w:r>
+        <w:t>cpu</w:t>
+      </w:r>
+      <w:proofErr w:type="spellEnd"/>
     </w:p>
     <w:p>
       <w:pPr>
@@ -3472,7 +3894,15 @@
         <w:ind w:left="720"/>
       </w:pPr>
       <w:r>
-        <w:t xml:space="preserve">        averageUtilization: 35</w:t>
+        <w:t xml:space="preserve">        </w:t>
+      </w:r>
+      <w:proofErr w:type="spellStart"/>
+      <w:r>
+        <w:t>averageUtilization</w:t>
+      </w:r>
+      <w:proofErr w:type="spellEnd"/>
+      <w:r>
+        <w:t>: 35</w:t>
       </w:r>
     </w:p>
     <w:p>
@@ -3574,7 +4004,15 @@
         <w:ind w:left="720"/>
       </w:pPr>
       <w:r>
-        <w:t xml:space="preserve">        averageUtilization: 60</w:t>
+        <w:t xml:space="preserve">        </w:t>
+      </w:r>
+      <w:proofErr w:type="spellStart"/>
+      <w:r>
+        <w:t>averageUtilization</w:t>
+      </w:r>
+      <w:proofErr w:type="spellEnd"/>
+      <w:r>
+        <w:t>: 60</w:t>
       </w:r>
     </w:p>
     <w:p>
@@ -3608,7 +4046,15 @@
         <w:ind w:left="720"/>
       </w:pPr>
       <w:r>
-        <w:t xml:space="preserve">    scaleDown:</w:t>
+        <w:t xml:space="preserve">    </w:t>
+      </w:r>
+      <w:proofErr w:type="spellStart"/>
+      <w:r>
+        <w:t>scaleDown</w:t>
+      </w:r>
+      <w:proofErr w:type="spellEnd"/>
+      <w:r>
+        <w:t>:</w:t>
       </w:r>
     </w:p>
     <w:p>
@@ -3625,12 +4071,28 @@
         <w:ind w:left="720"/>
       </w:pPr>
       <w:r>
-        <w:t xml:space="preserve">      stabilizationWindowSeconds: 300  # Prevent flapping</w:t>
-      </w:r>
-    </w:p>
-    <w:p>
-      <w:r>
-        <w:t xml:space="preserve">The `stabilizationWindowSeconds` parameter prevents rapid scale-down/scale-up cycles during fluctuating load </w:t>
+        <w:t xml:space="preserve">      </w:t>
+      </w:r>
+      <w:proofErr w:type="spellStart"/>
+      <w:r>
+        <w:t>stabilizationWindowSeconds</w:t>
+      </w:r>
+      <w:proofErr w:type="spellEnd"/>
+      <w:r>
+        <w:t>: 300  # Prevent flapping</w:t>
+      </w:r>
+    </w:p>
+    <w:p>
+      <w:r>
+        <w:t>The `</w:t>
+      </w:r>
+      <w:proofErr w:type="spellStart"/>
+      <w:r>
+        <w:t>stabilizationWindowSeconds</w:t>
+      </w:r>
+      <w:proofErr w:type="spellEnd"/>
+      <w:r>
+        <w:t xml:space="preserve">` parameter prevents rapid scale-down/scale-up cycles during fluctuating load </w:t>
       </w:r>
       <w:r>
         <w:t>[CITATION NEEDED - Kubernetes HPA best practices].</w:t>
@@ -3816,7 +4278,31 @@
         </w:numPr>
       </w:pPr>
       <w:r>
-        <w:t>MongoDB document counts (`sensorreadings`, `lightcommands`, `lightstates`)</w:t>
+        <w:t>MongoDB document counts (`</w:t>
+      </w:r>
+      <w:proofErr w:type="spellStart"/>
+      <w:r>
+        <w:t>sensorreadings</w:t>
+      </w:r>
+      <w:proofErr w:type="spellEnd"/>
+      <w:r>
+        <w:t>`, `</w:t>
+      </w:r>
+      <w:proofErr w:type="spellStart"/>
+      <w:r>
+        <w:t>lightcommands</w:t>
+      </w:r>
+      <w:proofErr w:type="spellEnd"/>
+      <w:r>
+        <w:t>`, `</w:t>
+      </w:r>
+      <w:proofErr w:type="spellStart"/>
+      <w:r>
+        <w:t>lightstates</w:t>
+      </w:r>
+      <w:proofErr w:type="spellEnd"/>
+      <w:r>
+        <w:t>`)</w:t>
       </w:r>
     </w:p>
     <w:p>
@@ -4107,7 +4593,15 @@
         <w:t xml:space="preserve"> 5</w:t>
       </w:r>
       <w:r>
-        <w:t xml:space="preserve"> – Observed sensor data stored in MongoDB Atlas “sensorreadings” collection.</w:t>
+        <w:t xml:space="preserve"> – Observed sensor data stored in MongoDB Atlas “</w:t>
+      </w:r>
+      <w:proofErr w:type="spellStart"/>
+      <w:r>
+        <w:t>sensorreadings</w:t>
+      </w:r>
+      <w:proofErr w:type="spellEnd"/>
+      <w:r>
+        <w:t>” collection.</w:t>
       </w:r>
     </w:p>
     <w:p>
@@ -4164,7 +4658,15 @@
         <w:t xml:space="preserve">6 </w:t>
       </w:r>
       <w:r>
-        <w:t>– Generated commands stored in MongoDB Atlas “lightcommands” collection.</w:t>
+        <w:t>– Generated commands stored in MongoDB Atlas “</w:t>
+      </w:r>
+      <w:proofErr w:type="spellStart"/>
+      <w:r>
+        <w:t>lightcommands</w:t>
+      </w:r>
+      <w:proofErr w:type="spellEnd"/>
+      <w:r>
+        <w:t>” collection.</w:t>
       </w:r>
     </w:p>
     <w:p>
@@ -4220,7 +4722,15 @@
         <w:t xml:space="preserve">7 </w:t>
       </w:r>
       <w:r>
-        <w:t>– Stored light states of 500 devices on MongoDB Atlas “lightsensors” collection.</w:t>
+        <w:t>– Stored light states of 500 devices on MongoDB Atlas “</w:t>
+      </w:r>
+      <w:proofErr w:type="spellStart"/>
+      <w:r>
+        <w:t>lightsensors</w:t>
+      </w:r>
+      <w:proofErr w:type="spellEnd"/>
+      <w:r>
+        <w:t>” collection.</w:t>
       </w:r>
     </w:p>
     <w:p>
@@ -4800,7 +5310,15 @@
         <w:t xml:space="preserve">10 </w:t>
       </w:r>
       <w:r>
-        <w:t>– Sensor data from this test are successfully stored in “sensorreadings” collection.</w:t>
+        <w:t>– Sensor data from this test are successfully stored in “</w:t>
+      </w:r>
+      <w:proofErr w:type="spellStart"/>
+      <w:r>
+        <w:t>sensorreadings</w:t>
+      </w:r>
+      <w:proofErr w:type="spellEnd"/>
+      <w:r>
+        <w:t>” collection.</w:t>
       </w:r>
     </w:p>
     <w:p>
@@ -4856,7 +5374,15 @@
         <w:t xml:space="preserve">11 </w:t>
       </w:r>
       <w:r>
-        <w:t>– Light commands generated from this test are stored in “lightcommands” collection</w:t>
+        <w:t>– Light commands generated from this test are stored in “</w:t>
+      </w:r>
+      <w:proofErr w:type="spellStart"/>
+      <w:r>
+        <w:t>lightcommands</w:t>
+      </w:r>
+      <w:proofErr w:type="spellEnd"/>
+      <w:r>
+        <w:t>” collection</w:t>
       </w:r>
     </w:p>
     <w:p>
@@ -4913,7 +5439,15 @@
         <w:t xml:space="preserve">12 </w:t>
       </w:r>
       <w:r>
-        <w:t>– “lightstates” collection are filled with processed data from automative service pods.</w:t>
+        <w:t>– “</w:t>
+      </w:r>
+      <w:proofErr w:type="spellStart"/>
+      <w:r>
+        <w:t>lightstates</w:t>
+      </w:r>
+      <w:proofErr w:type="spellEnd"/>
+      <w:r>
+        <w:t>” collection are filled with processed data from automative service pods.</w:t>
       </w:r>
     </w:p>
     <w:p>
@@ -6006,7 +6540,15 @@
         </w:numPr>
       </w:pPr>
       <w:r>
-        <w:t>Alternative MQTT Brokers: Self-hosted Eclipse Mosquitto or EMQ X with horizontal scaling</w:t>
+        <w:t xml:space="preserve">Alternative MQTT Brokers: Self-hosted Eclipse </w:t>
+      </w:r>
+      <w:proofErr w:type="spellStart"/>
+      <w:r>
+        <w:t>Mosquitto</w:t>
+      </w:r>
+      <w:proofErr w:type="spellEnd"/>
+      <w:r>
+        <w:t xml:space="preserve"> or EMQ X with horizontal scaling</w:t>
       </w:r>
       <w:r>
         <w:t>.</w:t>
@@ -6069,7 +6611,15 @@
         </w:numPr>
       </w:pPr>
       <w:r>
-        <w:t>Insufficient Max Replicas: Production deployments should increase `maxReplicas` to 20-30</w:t>
+        <w:t>Insufficient Max Replicas: Production deployments should increase `</w:t>
+      </w:r>
+      <w:proofErr w:type="spellStart"/>
+      <w:r>
+        <w:t>maxReplicas</w:t>
+      </w:r>
+      <w:proofErr w:type="spellEnd"/>
+      <w:r>
+        <w:t>` to 20-30</w:t>
       </w:r>
       <w:r>
         <w:t>.</w:t>
@@ -6080,7 +6630,15 @@
         <w:t xml:space="preserve">The possible optimization that one can take into consideration for future testing is to implement batch writes: </w:t>
       </w:r>
       <w:r>
-        <w:t>buffer 10-50 sensor readings in memory and insert via `insertMany()` to reduce database round-trips</w:t>
+        <w:t>buffer 10-50 sensor readings in memory and insert via `</w:t>
+      </w:r>
+      <w:proofErr w:type="spellStart"/>
+      <w:r>
+        <w:t>insertMany</w:t>
+      </w:r>
+      <w:proofErr w:type="spellEnd"/>
+      <w:r>
+        <w:t>()` to reduce database round-trips</w:t>
       </w:r>
       <w:r>
         <w:t>.</w:t>
@@ -6282,7 +6840,15 @@
         </w:numPr>
       </w:pPr>
       <w:r>
-        <w:t xml:space="preserve">The Kubernetes Horizontal Pod Autoscaler (HPA) is a reactive controller that adjusts replicas based on metrics sampled from the metrics API; scaling speed depends on metric freshness, polling interval, stabilization windows, and pod readiness. </w:t>
+        <w:t xml:space="preserve">The Kubernetes Horizontal Pod </w:t>
+      </w:r>
+      <w:proofErr w:type="spellStart"/>
+      <w:r>
+        <w:t>Autoscaler</w:t>
+      </w:r>
+      <w:proofErr w:type="spellEnd"/>
+      <w:r>
+        <w:t xml:space="preserve"> (HPA) is a reactive controller that adjusts replicas based on metrics sampled from the metrics API; scaling speed depends on metric freshness, polling interval, stabilization windows, and pod readiness. </w:t>
       </w:r>
     </w:p>
     <w:p>
@@ -6300,7 +6866,15 @@
         <w:t>The</w:t>
       </w:r>
       <w:r>
-        <w:t xml:space="preserve"> observation of HPA actions within 1–2 minutes after threshold breaches is consistent with such reports and the reactive design described in Kubernetes documentation (Sivko, 2022). </w:t>
+        <w:t xml:space="preserve"> observation of HPA actions within 1–2 minutes after threshold breaches is consistent with such reports and the reactive design described in Kubernetes documentation (</w:t>
+      </w:r>
+      <w:proofErr w:type="spellStart"/>
+      <w:r>
+        <w:t>Sivko</w:t>
+      </w:r>
+      <w:proofErr w:type="spellEnd"/>
+      <w:r>
+        <w:t xml:space="preserve">, 2022). </w:t>
       </w:r>
     </w:p>
     <w:p>
@@ -6324,7 +6898,15 @@
         </w:numPr>
       </w:pPr>
       <w:r>
-        <w:t>Research and vendor guidance show that custom/event metrics can improve responsiveness for I/O-bound services compared with CPU-only policies (Lee, 2023; Guruvareddiar and Jagannathan, 2024)</w:t>
+        <w:t xml:space="preserve">Research and vendor guidance show that custom/event metrics can improve responsiveness for I/O-bound services compared with CPU-only policies (Lee, 2023; </w:t>
+      </w:r>
+      <w:proofErr w:type="spellStart"/>
+      <w:r>
+        <w:t>Guruvareddiar</w:t>
+      </w:r>
+      <w:proofErr w:type="spellEnd"/>
+      <w:r>
+        <w:t xml:space="preserve"> and Jagannathan, 2024)</w:t>
       </w:r>
     </w:p>
     <w:p>
@@ -6376,10 +6958,26 @@
         <w:t>The observed result of</w:t>
       </w:r>
       <w:r>
-        <w:t xml:space="preserve"> 97% command-to-reading ratio in Test 2 therefore appears atypically high relative to common datasets and warrants deeper investigation (e.g., tracing, oplog analysis, and verifying state-change detection under concurrency)</w:t>
-      </w:r>
-      <w:r>
-        <w:t xml:space="preserve"> (Majib et al, 2023)</w:t>
+        <w:t xml:space="preserve"> 97% command-to-reading ratio in Test 2 therefore appears atypically high relative to common datasets and warrants deeper investigation (e.g., tracing, </w:t>
+      </w:r>
+      <w:proofErr w:type="spellStart"/>
+      <w:r>
+        <w:t>oplog</w:t>
+      </w:r>
+      <w:proofErr w:type="spellEnd"/>
+      <w:r>
+        <w:t xml:space="preserve"> analysis, and verifying state-change detection under concurrency)</w:t>
+      </w:r>
+      <w:r>
+        <w:t xml:space="preserve"> (</w:t>
+      </w:r>
+      <w:proofErr w:type="spellStart"/>
+      <w:r>
+        <w:t>Majib</w:t>
+      </w:r>
+      <w:proofErr w:type="spellEnd"/>
+      <w:r>
+        <w:t xml:space="preserve"> et al, 2023)</w:t>
       </w:r>
       <w:r>
         <w:t>.</w:t>
@@ -6426,7 +7024,15 @@
         <w:t>Using a conservative CPU target is reasonable for event-driven stacks where CPU is not the primary bottleneck; HPA and request/event-driven autoscaling literature recommend choosing metrics that track true load (e.g., queue depth, request rate) (Google Cloud</w:t>
       </w:r>
       <w:r>
-        <w:t>, n.d)</w:t>
+        <w:t xml:space="preserve">, </w:t>
+      </w:r>
+      <w:proofErr w:type="spellStart"/>
+      <w:r>
+        <w:t>n.d</w:t>
+      </w:r>
+      <w:proofErr w:type="spellEnd"/>
+      <w:r>
+        <w:t>)</w:t>
       </w:r>
       <w:r>
         <w:t xml:space="preserve">. </w:t>
@@ -6477,7 +7083,15 @@
         <w:t>Cloud IoT services document endpoint quotas and rates that can dominate system behavior under scale; accounting for these prevents misattributing bottlenecks</w:t>
       </w:r>
       <w:r>
-        <w:t xml:space="preserve"> (Halleb, 2025)</w:t>
+        <w:t xml:space="preserve"> (</w:t>
+      </w:r>
+      <w:proofErr w:type="spellStart"/>
+      <w:r>
+        <w:t>Halleb</w:t>
+      </w:r>
+      <w:proofErr w:type="spellEnd"/>
+      <w:r>
+        <w:t>, 2025)</w:t>
       </w:r>
       <w:r>
         <w:t xml:space="preserve">. </w:t>
@@ -6522,7 +7136,15 @@
         <w:t>Event-driven designs that suppress duplicate/no-change writes reduce ingestion/storage pressure—a best practice echoed in IoT reference guidance</w:t>
       </w:r>
       <w:r>
-        <w:t xml:space="preserve"> (Hakme et al, 2022)</w:t>
+        <w:t xml:space="preserve"> (</w:t>
+      </w:r>
+      <w:proofErr w:type="spellStart"/>
+      <w:r>
+        <w:t>Hakme</w:t>
+      </w:r>
+      <w:proofErr w:type="spellEnd"/>
+      <w:r>
+        <w:t xml:space="preserve"> et al, 2022)</w:t>
       </w:r>
       <w:r>
         <w:t xml:space="preserve">. </w:t>
@@ -6611,7 +7233,15 @@
         </w:numPr>
       </w:pPr>
       <w:r>
-        <w:t xml:space="preserve">Batch database writes. Introduce buffered/bulkWrite inserts to reduce round-trips and I/O overhead in the Sensor Data Service (unordered batches where acceptable) (MongoDB Bulk Write Operation, n.d.). </w:t>
+        <w:t>Batch database writes. Introduce buffered/</w:t>
+      </w:r>
+      <w:proofErr w:type="spellStart"/>
+      <w:r>
+        <w:t>bulkWrite</w:t>
+      </w:r>
+      <w:proofErr w:type="spellEnd"/>
+      <w:r>
+        <w:t xml:space="preserve"> inserts to reduce round-trips and I/O overhead in the Sensor Data Service (unordered batches where acceptable) (MongoDB Bulk Write Operation, n.d.). </w:t>
       </w:r>
     </w:p>
     <w:p>
@@ -6699,7 +7329,23 @@
         <w:t xml:space="preserve"> and its architectural models</w:t>
       </w:r>
       <w:r>
-        <w:t xml:space="preserve"> (Gknois et al, 2023; Krekovic et al 2024)</w:t>
+        <w:t xml:space="preserve"> (</w:t>
+      </w:r>
+      <w:proofErr w:type="spellStart"/>
+      <w:r>
+        <w:t>Gknois</w:t>
+      </w:r>
+      <w:proofErr w:type="spellEnd"/>
+      <w:r>
+        <w:t xml:space="preserve"> et al, 2023; </w:t>
+      </w:r>
+      <w:proofErr w:type="spellStart"/>
+      <w:r>
+        <w:t>Krekovic</w:t>
+      </w:r>
+      <w:proofErr w:type="spellEnd"/>
+      <w:r>
+        <w:t xml:space="preserve"> et al 2024)</w:t>
       </w:r>
       <w:r>
         <w:t xml:space="preserve">. </w:t>
@@ -6815,7 +7461,15 @@
         <w:t xml:space="preserve"> (or service-mesh fault injection) to test failure modes—pod/node loss, latency, and partitions—and measure SLO impact; recent reviews document practices and evidence for microservices robustness</w:t>
       </w:r>
       <w:r>
-        <w:t xml:space="preserve"> (Owotogbe et al, 2024; Mahgoub, 2025)</w:t>
+        <w:t xml:space="preserve"> (</w:t>
+      </w:r>
+      <w:proofErr w:type="spellStart"/>
+      <w:r>
+        <w:t>Owotogbe</w:t>
+      </w:r>
+      <w:proofErr w:type="spellEnd"/>
+      <w:r>
+        <w:t xml:space="preserve"> et al, 2024; Mahgoub, 2025)</w:t>
       </w:r>
       <w:r>
         <w:t xml:space="preserve">. </w:t>
@@ -7048,7 +7702,15 @@
         <w:t>th</w:t>
       </w:r>
       <w:r>
-        <w:t xml:space="preserve">). Reaching 100M MQTT conncetions with EMQX 5.0. Retrieved from </w:t>
+        <w:t xml:space="preserve">). Reaching 100M MQTT </w:t>
+      </w:r>
+      <w:proofErr w:type="spellStart"/>
+      <w:r>
+        <w:t>conncetions</w:t>
+      </w:r>
+      <w:proofErr w:type="spellEnd"/>
+      <w:r>
+        <w:t xml:space="preserve"> with EMQX 5.0. Retrieved from </w:t>
       </w:r>
       <w:hyperlink r:id="rId20" w:history="1">
         <w:r>
@@ -7061,12 +7723,41 @@
     </w:p>
     <w:p>
       <w:r>
-        <w:t>Filippov, M., Mazzara, M. (2025). Autoscaling Containerized Microservices: A Survey. In: Barolli, L. (eds) Advanced Information Networking and Applications. AINA 2025. Lecture Notes on Data Engineering and Communications Technologies, vol 251. Springer, Cham. https://doi.org/10.1007/978-3-031-87781-0_32</w:t>
-      </w:r>
-    </w:p>
-    <w:p>
-      <w:r>
-        <w:t xml:space="preserve">Gkonis, P., Giannopoulos, A., Trakadas, P., Masip-Bruin, X., &amp; D’Andria, F. (2023). </w:t>
+        <w:t xml:space="preserve">Filippov, M., Mazzara, M. (2025). Autoscaling Containerized Microservices: A Survey. In: </w:t>
+      </w:r>
+      <w:proofErr w:type="spellStart"/>
+      <w:r>
+        <w:t>Barolli</w:t>
+      </w:r>
+      <w:proofErr w:type="spellEnd"/>
+      <w:r>
+        <w:t>, L. (eds) Advanced Information Networking and Applications. AINA 2025. Lecture Notes on Data Engineering and Communications Technologies, vol 251. Springer, Cham. https://doi.org/10.1007/978-3-031-87781-0_32</w:t>
+      </w:r>
+    </w:p>
+    <w:p>
+      <w:proofErr w:type="spellStart"/>
+      <w:r>
+        <w:t>Gkonis</w:t>
+      </w:r>
+      <w:proofErr w:type="spellEnd"/>
+      <w:r>
+        <w:t xml:space="preserve">, P., Giannopoulos, A., </w:t>
+      </w:r>
+      <w:proofErr w:type="spellStart"/>
+      <w:r>
+        <w:t>Trakadas</w:t>
+      </w:r>
+      <w:proofErr w:type="spellEnd"/>
+      <w:r>
+        <w:t xml:space="preserve">, P., Masip-Bruin, X., &amp; </w:t>
+      </w:r>
+      <w:proofErr w:type="spellStart"/>
+      <w:r>
+        <w:t>D’Andria</w:t>
+      </w:r>
+      <w:proofErr w:type="spellEnd"/>
+      <w:r>
+        <w:t xml:space="preserve">, F. (2023). </w:t>
       </w:r>
       <w:r>
         <w:rPr>
@@ -7089,7 +7780,15 @@
     </w:p>
     <w:p>
       <w:r>
-        <w:t xml:space="preserve">Google Cloud. (n.d). </w:t>
+        <w:t>Google Cloud. (</w:t>
+      </w:r>
+      <w:proofErr w:type="spellStart"/>
+      <w:r>
+        <w:t>n.d</w:t>
+      </w:r>
+      <w:proofErr w:type="spellEnd"/>
+      <w:r>
+        <w:t xml:space="preserve">). </w:t>
       </w:r>
       <w:r>
         <w:rPr>
@@ -7139,8 +7838,13 @@
       </w:hyperlink>
     </w:p>
     <w:p>
-      <w:r>
-        <w:t xml:space="preserve">Guruvareddiar, S., Jagannathan, I., K., (2024). </w:t>
+      <w:proofErr w:type="spellStart"/>
+      <w:r>
+        <w:t>Guruvareddiar</w:t>
+      </w:r>
+      <w:proofErr w:type="spellEnd"/>
+      <w:r>
+        <w:t xml:space="preserve">, S., Jagannathan, I., K., (2024). </w:t>
       </w:r>
       <w:r>
         <w:rPr>
@@ -7162,8 +7866,21 @@
       </w:hyperlink>
     </w:p>
     <w:p>
-      <w:r>
-        <w:t>Hakme, A., Gupta, R., and Kalaspurkar, U., (2022, April 05</w:t>
+      <w:proofErr w:type="spellStart"/>
+      <w:r>
+        <w:t>Hakme</w:t>
+      </w:r>
+      <w:proofErr w:type="spellEnd"/>
+      <w:r>
+        <w:t xml:space="preserve">, A., Gupta, R., and </w:t>
+      </w:r>
+      <w:proofErr w:type="spellStart"/>
+      <w:r>
+        <w:t>Kalaspurkar</w:t>
+      </w:r>
+      <w:proofErr w:type="spellEnd"/>
+      <w:r>
+        <w:t>, U., (2022, April 05</w:t>
       </w:r>
       <w:r>
         <w:rPr>
@@ -7194,9 +7911,14 @@
       </w:hyperlink>
     </w:p>
     <w:p>
+      <w:proofErr w:type="spellStart"/>
       <w:r>
         <w:lastRenderedPageBreak/>
-        <w:t>Halleb, L., (2025, May 5</w:t>
+        <w:t>Halleb</w:t>
+      </w:r>
+      <w:proofErr w:type="spellEnd"/>
+      <w:r>
+        <w:t>, L., (2025, May 5</w:t>
       </w:r>
       <w:r>
         <w:rPr>
@@ -7212,7 +7934,23 @@
           <w:i/>
           <w:iCs/>
         </w:rPr>
-        <w:t>A Practical Example of The Custom Metrics Autoscaler. Red Hat Developer</w:t>
+        <w:t xml:space="preserve">A Practical Example of The Custom Metrics </w:t>
+      </w:r>
+      <w:proofErr w:type="spellStart"/>
+      <w:r>
+        <w:rPr>
+          <w:i/>
+          <w:iCs/>
+        </w:rPr>
+        <w:t>Autoscaler</w:t>
+      </w:r>
+      <w:proofErr w:type="spellEnd"/>
+      <w:r>
+        <w:rPr>
+          <w:i/>
+          <w:iCs/>
+        </w:rPr>
+        <w:t>. Red Hat Developer</w:t>
       </w:r>
       <w:r>
         <w:t xml:space="preserve">. Retrieved from </w:t>
@@ -7245,8 +7983,17 @@
           <w:i/>
           <w:iCs/>
         </w:rPr>
-        <w:t>J Supercomput</w:t>
-      </w:r>
+        <w:t xml:space="preserve">J </w:t>
+      </w:r>
+      <w:proofErr w:type="spellStart"/>
+      <w:r>
+        <w:rPr>
+          <w:i/>
+          <w:iCs/>
+        </w:rPr>
+        <w:t>Supercomput</w:t>
+      </w:r>
+      <w:proofErr w:type="spellEnd"/>
       <w:r>
         <w:t> </w:t>
       </w:r>
@@ -7270,15 +8017,77 @@
       </w:hyperlink>
     </w:p>
     <w:p>
-      <w:r>
-        <w:t xml:space="preserve">Influxdata. </w:t>
-      </w:r>
+      <w:proofErr w:type="spellStart"/>
+      <w:r>
+        <w:t>Influxdata</w:t>
+      </w:r>
+      <w:proofErr w:type="spellEnd"/>
+      <w:r>
+        <w:t xml:space="preserve">. </w:t>
+      </w:r>
+      <w:proofErr w:type="spellStart"/>
       <w:r>
         <w:rPr>
           <w:i/>
           <w:iCs/>
         </w:rPr>
-        <w:t>InfluxDB vs TimescaleDB – A Detail Comparison Compare influxDB and TimescaleDB for time series and OLAP workloads</w:t>
+        <w:t>InfluxDB</w:t>
+      </w:r>
+      <w:proofErr w:type="spellEnd"/>
+      <w:r>
+        <w:rPr>
+          <w:i/>
+          <w:iCs/>
+        </w:rPr>
+        <w:t xml:space="preserve"> vs </w:t>
+      </w:r>
+      <w:proofErr w:type="spellStart"/>
+      <w:r>
+        <w:rPr>
+          <w:i/>
+          <w:iCs/>
+        </w:rPr>
+        <w:t>TimescaleDB</w:t>
+      </w:r>
+      <w:proofErr w:type="spellEnd"/>
+      <w:r>
+        <w:rPr>
+          <w:i/>
+          <w:iCs/>
+        </w:rPr>
+        <w:t xml:space="preserve"> – A Detail Comparison Compare </w:t>
+      </w:r>
+      <w:proofErr w:type="spellStart"/>
+      <w:r>
+        <w:rPr>
+          <w:i/>
+          <w:iCs/>
+        </w:rPr>
+        <w:t>influxDB</w:t>
+      </w:r>
+      <w:proofErr w:type="spellEnd"/>
+      <w:r>
+        <w:rPr>
+          <w:i/>
+          <w:iCs/>
+        </w:rPr>
+        <w:t xml:space="preserve"> and </w:t>
+      </w:r>
+      <w:proofErr w:type="spellStart"/>
+      <w:r>
+        <w:rPr>
+          <w:i/>
+          <w:iCs/>
+        </w:rPr>
+        <w:t>TimescaleDB</w:t>
+      </w:r>
+      <w:proofErr w:type="spellEnd"/>
+      <w:r>
+        <w:rPr>
+          <w:i/>
+          <w:iCs/>
+        </w:rPr>
+        <w:t xml:space="preserve"> for time series and OLAP workloads</w:t>
       </w:r>
       <w:r>
         <w:t xml:space="preserve">. Retrieved from </w:t>
@@ -7339,8 +8148,21 @@
       </w:hyperlink>
     </w:p>
     <w:p>
-      <w:r>
-        <w:t xml:space="preserve">Krekovic, D., Krivic, P., Zarko, I. P., Le, P. D., (2024). </w:t>
+      <w:proofErr w:type="spellStart"/>
+      <w:r>
+        <w:t>Krekovic</w:t>
+      </w:r>
+      <w:proofErr w:type="spellEnd"/>
+      <w:r>
+        <w:t xml:space="preserve">, D., </w:t>
+      </w:r>
+      <w:proofErr w:type="spellStart"/>
+      <w:r>
+        <w:t>Krivic</w:t>
+      </w:r>
+      <w:proofErr w:type="spellEnd"/>
+      <w:r>
+        <w:t xml:space="preserve">, P., Zarko, I. P., Le, P. D., (2024). </w:t>
       </w:r>
       <w:r>
         <w:rPr>
@@ -7393,7 +8215,39 @@
           <w:i/>
           <w:iCs/>
         </w:rPr>
-        <w:t>Kubernetes: HorizontalPodAutoscaler evaluation based on Promestheus metric</w:t>
+        <w:t xml:space="preserve">Kubernetes: </w:t>
+      </w:r>
+      <w:proofErr w:type="spellStart"/>
+      <w:r>
+        <w:rPr>
+          <w:i/>
+          <w:iCs/>
+        </w:rPr>
+        <w:t>HorizontalPodAutoscaler</w:t>
+      </w:r>
+      <w:proofErr w:type="spellEnd"/>
+      <w:r>
+        <w:rPr>
+          <w:i/>
+          <w:iCs/>
+        </w:rPr>
+        <w:t xml:space="preserve"> evaluation based on </w:t>
+      </w:r>
+      <w:proofErr w:type="spellStart"/>
+      <w:r>
+        <w:rPr>
+          <w:i/>
+          <w:iCs/>
+        </w:rPr>
+        <w:t>Promestheus</w:t>
+      </w:r>
+      <w:proofErr w:type="spellEnd"/>
+      <w:r>
+        <w:rPr>
+          <w:i/>
+          <w:iCs/>
+        </w:rPr>
+        <w:t xml:space="preserve"> metric</w:t>
       </w:r>
       <w:r>
         <w:t xml:space="preserve">. Fabian Lee Software Engineer. Retrieved from </w:t>
@@ -7432,7 +8286,15 @@
     </w:p>
     <w:p>
       <w:r>
-        <w:t xml:space="preserve">Majib, Y., Alosaimi, M., Asaturyan, A., and Perera, C., (2023, October 17). Dataset for Cyber-Physical Anomaly Detection in Smart Homes. Front. Internet Things, Sec. Security, Privacy and Authentication, Vol2 – 2023. </w:t>
+        <w:t xml:space="preserve">Majib, Y., </w:t>
+      </w:r>
+      <w:proofErr w:type="spellStart"/>
+      <w:r>
+        <w:t>Alosaimi</w:t>
+      </w:r>
+      <w:proofErr w:type="spellEnd"/>
+      <w:r>
+        <w:t xml:space="preserve">, M., Asaturyan, A., and Perera, C., (2023, October 17). Dataset for Cyber-Physical Anomaly Detection in Smart Homes. Front. Internet Things, Sec. Security, Privacy and Authentication, Vol2 – 2023. </w:t>
       </w:r>
       <w:hyperlink r:id="rId35" w:history="1">
         <w:r>
@@ -7601,7 +8463,23 @@
           <w:i/>
           <w:iCs/>
         </w:rPr>
-        <w:t>Don’t Block the Event Loop (or the Workder Pool)</w:t>
+        <w:t xml:space="preserve">Don’t Block the Event Loop (or the </w:t>
+      </w:r>
+      <w:proofErr w:type="spellStart"/>
+      <w:r>
+        <w:rPr>
+          <w:i/>
+          <w:iCs/>
+        </w:rPr>
+        <w:t>Workder</w:t>
+      </w:r>
+      <w:proofErr w:type="spellEnd"/>
+      <w:r>
+        <w:rPr>
+          <w:i/>
+          <w:iCs/>
+        </w:rPr>
+        <w:t xml:space="preserve"> Pool)</w:t>
       </w:r>
       <w:r>
         <w:t xml:space="preserve">. </w:t>
@@ -7617,7 +8495,23 @@
     </w:p>
     <w:p>
       <w:r>
-        <w:t>Nunes, J. P. K. S., Nejati, S., Sabetzadeh, M., and Nakagawa, E. Y., (2024, February 2</w:t>
+        <w:t xml:space="preserve">Nunes, J. P. K. S., </w:t>
+      </w:r>
+      <w:proofErr w:type="spellStart"/>
+      <w:r>
+        <w:t>Nejati</w:t>
+      </w:r>
+      <w:proofErr w:type="spellEnd"/>
+      <w:r>
+        <w:t xml:space="preserve">, S., </w:t>
+      </w:r>
+      <w:proofErr w:type="spellStart"/>
+      <w:r>
+        <w:t>Sabetzadeh</w:t>
+      </w:r>
+      <w:proofErr w:type="spellEnd"/>
+      <w:r>
+        <w:t>, M., and Nakagawa, E. Y., (2024, February 2</w:t>
       </w:r>
       <w:r>
         <w:rPr>
@@ -7661,8 +8555,13 @@
       </w:hyperlink>
     </w:p>
     <w:p>
-      <w:r>
-        <w:t xml:space="preserve">Owotogbe, J., Kumara, I., Heuvel, W-J. v. d., Tamburri, D. A., (2024). </w:t>
+      <w:proofErr w:type="spellStart"/>
+      <w:r>
+        <w:t>Owotogbe</w:t>
+      </w:r>
+      <w:proofErr w:type="spellEnd"/>
+      <w:r>
+        <w:t xml:space="preserve">, J., Kumara, I., Heuvel, W-J. v. d., Tamburri, D. A., (2024). </w:t>
       </w:r>
       <w:r>
         <w:rPr>
@@ -7684,8 +8583,21 @@
       </w:hyperlink>
     </w:p>
     <w:p>
-      <w:r>
-        <w:t>Pilyai, X., Irsyad, R.N., Zaini, I.N., Negara, R.M., Hertiana, S.N., Tulloh, R. (2024). Implementation and Benchmarking of Kubernetes Horizontal Pod Autoscaling Method to Event-Driven Messaging System. In: Barolli, L. (eds) Advances on Broad-Band and Wireless Computing, Communication and Applications. BWCCA 2023. Lecture Notes on Data Engineering and Communications Technologies, vol 186. Springer, Cham. https://doi.org/10.1007/978-3-031-46784-4_5</w:t>
+      <w:proofErr w:type="spellStart"/>
+      <w:r>
+        <w:t>Pilyai</w:t>
+      </w:r>
+      <w:proofErr w:type="spellEnd"/>
+      <w:r>
+        <w:t xml:space="preserve">, X., Irsyad, R.N., Zaini, I.N., Negara, R.M., Hertiana, S.N., Tulloh, R. (2024). Implementation and Benchmarking of Kubernetes Horizontal Pod Autoscaling Method to Event-Driven Messaging System. In: </w:t>
+      </w:r>
+      <w:proofErr w:type="spellStart"/>
+      <w:r>
+        <w:t>Barolli</w:t>
+      </w:r>
+      <w:proofErr w:type="spellEnd"/>
+      <w:r>
+        <w:t>, L. (eds) Advances on Broad-Band and Wireless Computing, Communication and Applications. BWCCA 2023. Lecture Notes on Data Engineering and Communications Technologies, vol 186. Springer, Cham. https://doi.org/10.1007/978-3-031-46784-4_5</w:t>
       </w:r>
       <w:r>
         <w:t xml:space="preserve">AWS Well-Architected IoT Lens. (2024). </w:t>
@@ -7711,7 +8623,15 @@
     </w:p>
     <w:p>
       <w:r>
-        <w:t xml:space="preserve">Rodrigues, H., Rito Silva, A., Avritzer, A. (2024). </w:t>
+        <w:t xml:space="preserve">Rodrigues, H., Rito Silva, A., </w:t>
+      </w:r>
+      <w:proofErr w:type="spellStart"/>
+      <w:r>
+        <w:t>Avritzer</w:t>
+      </w:r>
+      <w:proofErr w:type="spellEnd"/>
+      <w:r>
+        <w:t xml:space="preserve">, A. (2024). </w:t>
       </w:r>
       <w:r>
         <w:rPr>
@@ -7721,7 +8641,31 @@
         <w:t>Performance Comparison of Monolith and Microservice Architectures</w:t>
       </w:r>
       <w:r>
-        <w:t xml:space="preserve">. In: Tekinerdoğan, B., Spalazzese, R., Sözer, H., Bonfanti, S., Weyns, D. (eds) Software Architecture. ECSA 2023 Tracks, Workshops, and Doctoral Symposium. ECSA 2023. Lecture Notes in Computer Science, vol 14590. Springer, Cham. </w:t>
+        <w:t xml:space="preserve">. In: </w:t>
+      </w:r>
+      <w:proofErr w:type="spellStart"/>
+      <w:r>
+        <w:t>Tekinerdoğan</w:t>
+      </w:r>
+      <w:proofErr w:type="spellEnd"/>
+      <w:r>
+        <w:t xml:space="preserve">, B., </w:t>
+      </w:r>
+      <w:proofErr w:type="spellStart"/>
+      <w:r>
+        <w:t>Spalazzese</w:t>
+      </w:r>
+      <w:proofErr w:type="spellEnd"/>
+      <w:r>
+        <w:t xml:space="preserve">, R., </w:t>
+      </w:r>
+      <w:proofErr w:type="spellStart"/>
+      <w:r>
+        <w:t>Sözer</w:t>
+      </w:r>
+      <w:proofErr w:type="spellEnd"/>
+      <w:r>
+        <w:t xml:space="preserve">, H., Bonfanti, S., Weyns, D. (eds) Software Architecture. ECSA 2023 Tracks, Workshops, and Doctoral Symposium. ECSA 2023. Lecture Notes in Computer Science, vol 14590. Springer, Cham. </w:t>
       </w:r>
       <w:hyperlink r:id="rId47" w:history="1">
         <w:r>
@@ -7734,7 +8678,15 @@
     </w:p>
     <w:p>
       <w:r>
-        <w:t xml:space="preserve">Santos, J., Reppas, E., Wauters, T., Volckaert, B., and Turck, F. D., (February 2025). </w:t>
+        <w:t xml:space="preserve">Santos, J., Reppas, E., Wauters, T., </w:t>
+      </w:r>
+      <w:proofErr w:type="spellStart"/>
+      <w:r>
+        <w:t>Volckaert</w:t>
+      </w:r>
+      <w:proofErr w:type="spellEnd"/>
+      <w:r>
+        <w:t xml:space="preserve">, B., and Turck, F. D., (February 2025). </w:t>
       </w:r>
       <w:r>
         <w:rPr>
@@ -7765,7 +8717,23 @@
     </w:p>
     <w:p>
       <w:r>
-        <w:t xml:space="preserve">Siddiqui, H., Khendek, F., and Toeroe, M., (2023). </w:t>
+        <w:t xml:space="preserve">Siddiqui, H., </w:t>
+      </w:r>
+      <w:proofErr w:type="spellStart"/>
+      <w:r>
+        <w:t>Khendek</w:t>
+      </w:r>
+      <w:proofErr w:type="spellEnd"/>
+      <w:r>
+        <w:t xml:space="preserve">, F., and </w:t>
+      </w:r>
+      <w:proofErr w:type="spellStart"/>
+      <w:r>
+        <w:t>Toeroe</w:t>
+      </w:r>
+      <w:proofErr w:type="spellEnd"/>
+      <w:r>
+        <w:t xml:space="preserve">, M., (2023). </w:t>
       </w:r>
       <w:r>
         <w:rPr>
@@ -7831,7 +8799,23 @@
         <w:t>How quickly can the Kubernetes HPA scale your app?</w:t>
       </w:r>
       <w:r>
-        <w:t xml:space="preserve">.  Coroot. Retreived from </w:t>
+        <w:t xml:space="preserve">.  </w:t>
+      </w:r>
+      <w:proofErr w:type="spellStart"/>
+      <w:r>
+        <w:t>Coroot</w:t>
+      </w:r>
+      <w:proofErr w:type="spellEnd"/>
+      <w:r>
+        <w:t xml:space="preserve">. </w:t>
+      </w:r>
+      <w:proofErr w:type="spellStart"/>
+      <w:r>
+        <w:t>Retreived</w:t>
+      </w:r>
+      <w:proofErr w:type="spellEnd"/>
+      <w:r>
+        <w:t xml:space="preserve"> from </w:t>
       </w:r>
       <w:hyperlink r:id="rId51" w:history="1">
         <w:r>
@@ -7844,7 +8828,23 @@
     </w:p>
     <w:p>
       <w:r>
-        <w:t xml:space="preserve">Tapia, F., Mora, M. Á., Fuertes, W., Aules, H., Flores, E., &amp; Toulkeridis, T. (2020). </w:t>
+        <w:t xml:space="preserve">Tapia, F., Mora, M. Á., Fuertes, W., </w:t>
+      </w:r>
+      <w:proofErr w:type="spellStart"/>
+      <w:r>
+        <w:t>Aules</w:t>
+      </w:r>
+      <w:proofErr w:type="spellEnd"/>
+      <w:r>
+        <w:t xml:space="preserve">, H., Flores, E., &amp; </w:t>
+      </w:r>
+      <w:proofErr w:type="spellStart"/>
+      <w:r>
+        <w:t>Toulkeridis</w:t>
+      </w:r>
+      <w:proofErr w:type="spellEnd"/>
+      <w:r>
+        <w:t xml:space="preserve">, T. (2020). </w:t>
       </w:r>
       <w:r>
         <w:rPr>
@@ -7885,13 +8885,36 @@
       <w:r>
         <w:t>:</w:t>
       </w:r>
+      <w:r>
+        <w:t xml:space="preserve"> </w:t>
+      </w:r>
+      <w:hyperlink r:id="rId53" w:history="1">
+        <w:r>
+          <w:rPr>
+            <w:rStyle w:val="Hyperlink"/>
+          </w:rPr>
+          <w:t>https://github.com/HaydenDuong/SIT314_729---Software-Architecture-and-Scalability-for-IOT/tree/main/Tasks/6.4HD</w:t>
+        </w:r>
+      </w:hyperlink>
     </w:p>
     <w:p/>
     <w:p>
       <w:r>
         <w:t>Video Demo:</w:t>
       </w:r>
-    </w:p>
+      <w:r>
+        <w:t xml:space="preserve"> </w:t>
+      </w:r>
+      <w:hyperlink r:id="rId54" w:history="1">
+        <w:r>
+          <w:rPr>
+            <w:rStyle w:val="Hyperlink"/>
+          </w:rPr>
+          <w:t>https://deakin.au.panopto.com/Panopto/Pages/Viewer.aspx?id=aca44efe-32e2-49d8-8256-b373005163e2</w:t>
+        </w:r>
+      </w:hyperlink>
+    </w:p>
+    <w:p/>
     <w:p/>
     <w:sectPr>
       <w:pgSz w:w="12240" w:h="15840"/>
@@ -13833,7 +14856,6 @@
   <w:style w:type="character" w:default="1" w:styleId="DefaultParagraphFont">
     <w:name w:val="Default Paragraph Font"/>
     <w:uiPriority w:val="1"/>
-    <w:semiHidden/>
     <w:unhideWhenUsed/>
   </w:style>
   <w:style w:type="table" w:default="1" w:styleId="TableNormal">
